--- a/Files/06 - Yom Tov/14 - Simchas Torah/5786/Simchas Torah (1)/Simchas Torah 5786 (1).docx
+++ b/Files/06 - Yom Tov/14 - Simchas Torah/5786/Simchas Torah (1)/Simchas Torah 5786 (1).docx
@@ -129,7 +129,19 @@
         <w:rPr>
           <w:rFonts w:ascii="Times New Roman" w:hAnsi="Times New Roman" w:cs="Times New Roman"/>
         </w:rPr>
-        <w:t xml:space="preserve">s eye. </w:t>
+        <w:t>s eye</w:t>
+      </w:r>
+      <w:r>
+        <w:rPr>
+          <w:rFonts w:ascii="Times New Roman" w:hAnsi="Times New Roman" w:cs="Times New Roman"/>
+        </w:rPr>
+        <w:t>s</w:t>
+      </w:r>
+      <w:r>
+        <w:rPr>
+          <w:rFonts w:ascii="Times New Roman" w:hAnsi="Times New Roman" w:cs="Times New Roman"/>
+        </w:rPr>
+        <w:t xml:space="preserve">. </w:t>
       </w:r>
       <w:r>
         <w:rPr>
@@ -159,13 +171,25 @@
         <w:rPr>
           <w:rFonts w:ascii="Times New Roman" w:hAnsi="Times New Roman" w:cs="Times New Roman"/>
         </w:rPr>
-        <w:t>“Abba”</w:t>
-      </w:r>
-      <w:r>
-        <w:rPr>
-          <w:rFonts w:ascii="Times New Roman" w:hAnsi="Times New Roman" w:cs="Times New Roman"/>
-        </w:rPr>
-        <w:t xml:space="preserve">, the boy asked with all sincerity, </w:t>
+        <w:t>“Abba</w:t>
+      </w:r>
+      <w:r>
+        <w:rPr>
+          <w:rFonts w:ascii="Times New Roman" w:hAnsi="Times New Roman" w:cs="Times New Roman"/>
+        </w:rPr>
+        <w:t>,</w:t>
+      </w:r>
+      <w:r>
+        <w:rPr>
+          <w:rFonts w:ascii="Times New Roman" w:hAnsi="Times New Roman" w:cs="Times New Roman"/>
+        </w:rPr>
+        <w:t>”</w:t>
+      </w:r>
+      <w:r>
+        <w:rPr>
+          <w:rFonts w:ascii="Times New Roman" w:hAnsi="Times New Roman" w:cs="Times New Roman"/>
+        </w:rPr>
+        <w:t xml:space="preserve"> the boy asked with all sincerity, </w:t>
       </w:r>
       <w:r>
         <w:rPr>
@@ -252,7 +276,7 @@
         <w:rPr>
           <w:rFonts w:ascii="Times New Roman" w:hAnsi="Times New Roman" w:cs="Times New Roman"/>
         </w:rPr>
-        <w:t xml:space="preserve"> the father replied factually. </w:t>
+        <w:t xml:space="preserve"> the father replied. </w:t>
       </w:r>
       <w:r>
         <w:rPr>
@@ -667,7 +691,19 @@
         <w:rPr>
           <w:rFonts w:ascii="Times New Roman" w:hAnsi="Times New Roman" w:cs="Times New Roman"/>
         </w:rPr>
-        <w:t xml:space="preserve">, the biggest and most honored get-well wishes in her life, of endless cards of encouragement and support. </w:t>
+        <w:t>, the biggest and most hono</w:t>
+      </w:r>
+      <w:r>
+        <w:rPr>
+          <w:rFonts w:ascii="Times New Roman" w:hAnsi="Times New Roman" w:cs="Times New Roman"/>
+        </w:rPr>
+        <w:t>red get-well wishes in her life</w:t>
+      </w:r>
+      <w:r>
+        <w:rPr>
+          <w:rFonts w:ascii="Times New Roman" w:hAnsi="Times New Roman" w:cs="Times New Roman"/>
+        </w:rPr>
+        <w:t xml:space="preserve">. </w:t>
       </w:r>
     </w:p>
     <w:p>
@@ -764,7 +800,7 @@
           <w:rFonts w:ascii="Times New Roman" w:hAnsi="Times New Roman" w:cs="Times New Roman" w:hint="cs"/>
           <w:rtl/>
         </w:rPr>
-        <w:t>מצווה</w:t>
+        <w:t>מצוה</w:t>
       </w:r>
       <w:r>
         <w:rPr>
@@ -797,7 +833,19 @@
         <w:rPr>
           <w:rFonts w:ascii="Times New Roman" w:hAnsi="Times New Roman" w:cs="Times New Roman"/>
         </w:rPr>
-        <w:t xml:space="preserve">. May we all hear good things and have a wonderful, good year, </w:t>
+        <w:t xml:space="preserve">. May we all hear </w:t>
+      </w:r>
+      <w:r>
+        <w:rPr>
+          <w:rFonts w:ascii="Times New Roman" w:hAnsi="Times New Roman" w:cs="Times New Roman"/>
+        </w:rPr>
+        <w:t>besuros tovos</w:t>
+      </w:r>
+      <w:r>
+        <w:rPr>
+          <w:rFonts w:ascii="Times New Roman" w:hAnsi="Times New Roman" w:cs="Times New Roman"/>
+        </w:rPr>
+        <w:t xml:space="preserve"> and have a wonderful, good year, </w:t>
       </w:r>
       <w:r>
         <w:rPr>
